--- a/3rdSem/PROJECTS/PYTHON/docx/FinalWeeklyReport/docx/Week2_(print 1,4,5,6,8 pages)_Electricity_Bill_Calculator_and_ATM_Simulator_Report.docx
+++ b/3rdSem/PROJECTS/PYTHON/docx/FinalWeeklyReport/docx/Week2_(print 1,4,5,6,8 pages)_Electricity_Bill_Calculator_and_ATM_Simulator_Report.docx
@@ -196,6 +196,7 @@
                 <w:bCs/>
               </w:rPr>
             </w:pPr>
+            <w:proofErr w:type="spellStart"/>
             <w:r>
               <w:rPr>
                 <w:rFonts w:ascii="Calibri" w:eastAsia="Calibri" w:hAnsi="Calibri" w:cs="Calibri"/>
@@ -204,7 +205,18 @@
                 <w:sz w:val="21"/>
                 <w:szCs w:val="21"/>
               </w:rPr>
-              <w:t>Soumyadwip Das (BWU/BTS/25/169)</w:t>
+              <w:t>Soumyadwip</w:t>
+            </w:r>
+            <w:proofErr w:type="spellEnd"/>
+            <w:r>
+              <w:rPr>
+                <w:rFonts w:ascii="Calibri" w:eastAsia="Calibri" w:hAnsi="Calibri" w:cs="Calibri"/>
+                <w:b/>
+                <w:bCs/>
+                <w:sz w:val="21"/>
+                <w:szCs w:val="21"/>
+              </w:rPr>
+              <w:t xml:space="preserve"> Das (BWU/BTS/25/169)</w:t>
             </w:r>
           </w:p>
           <w:p>
@@ -256,6 +268,7 @@
                 <w:szCs w:val="21"/>
               </w:rPr>
             </w:pPr>
+            <w:proofErr w:type="spellStart"/>
             <w:r>
               <w:rPr>
                 <w:rFonts w:ascii="Calibri" w:eastAsia="Calibri" w:hAnsi="Calibri" w:cs="Calibri"/>
@@ -264,7 +277,18 @@
                 <w:sz w:val="21"/>
                 <w:szCs w:val="21"/>
               </w:rPr>
-              <w:t>Joyeta Mondal (BWU/BTS/25/214)</w:t>
+              <w:t>Joyeta</w:t>
+            </w:r>
+            <w:proofErr w:type="spellEnd"/>
+            <w:r>
+              <w:rPr>
+                <w:rFonts w:ascii="Calibri" w:eastAsia="Calibri" w:hAnsi="Calibri" w:cs="Calibri"/>
+                <w:b/>
+                <w:bCs/>
+                <w:sz w:val="21"/>
+                <w:szCs w:val="21"/>
+              </w:rPr>
+              <w:t xml:space="preserve"> Mondal (BWU/BTS/25/214)</w:t>
             </w:r>
           </w:p>
           <w:p>
@@ -324,6 +348,8 @@
             <w:pPr>
               <w:spacing w:after="20"/>
             </w:pPr>
+            <w:proofErr w:type="spellStart"/>
+            <w:proofErr w:type="gramStart"/>
             <w:r>
               <w:rPr>
                 <w:rFonts w:ascii="Calibri" w:eastAsia="Calibri" w:hAnsi="Calibri" w:cs="Calibri"/>
@@ -332,7 +358,19 @@
                 <w:sz w:val="21"/>
                 <w:szCs w:val="21"/>
               </w:rPr>
-              <w:t>B.Tech CSE &amp; 3rd Semester</w:t>
+              <w:t>B.Tech</w:t>
+            </w:r>
+            <w:proofErr w:type="spellEnd"/>
+            <w:proofErr w:type="gramEnd"/>
+            <w:r>
+              <w:rPr>
+                <w:rFonts w:ascii="Calibri" w:eastAsia="Calibri" w:hAnsi="Calibri" w:cs="Calibri"/>
+                <w:b/>
+                <w:bCs/>
+                <w:sz w:val="21"/>
+                <w:szCs w:val="21"/>
+              </w:rPr>
+              <w:t xml:space="preserve"> CSE &amp; 3rd Semester</w:t>
             </w:r>
           </w:p>
         </w:tc>
@@ -473,6 +511,74 @@
           </w:p>
         </w:tc>
       </w:tr>
+      <w:tr>
+        <w:tc>
+          <w:tcPr>
+            <w:tcW w:w="2800" w:type="dxa"/>
+            <w:shd w:val="clear" w:color="auto" w:fill="DCE6F1"/>
+            <w:tcMar>
+              <w:top w:w="100" w:type="dxa"/>
+              <w:left w:w="120" w:type="dxa"/>
+              <w:bottom w:w="100" w:type="dxa"/>
+              <w:right w:w="120" w:type="dxa"/>
+            </w:tcMar>
+            <w:vAlign w:val="center"/>
+          </w:tcPr>
+          <w:p>
+            <w:pPr>
+              <w:rPr>
+                <w:rFonts w:ascii="Calibri" w:eastAsia="Calibri" w:hAnsi="Calibri" w:cs="Calibri"/>
+                <w:b/>
+                <w:bCs/>
+                <w:color w:val="1F3864"/>
+              </w:rPr>
+            </w:pPr>
+            <w:r>
+              <w:rPr>
+                <w:rFonts w:ascii="Calibri" w:eastAsia="Calibri" w:hAnsi="Calibri" w:cs="Calibri"/>
+                <w:b/>
+                <w:bCs/>
+                <w:color w:val="1F3864"/>
+              </w:rPr>
+              <w:t>Project Date</w:t>
+            </w:r>
+          </w:p>
+        </w:tc>
+        <w:tc>
+          <w:tcPr>
+            <w:tcW w:w="6740" w:type="dxa"/>
+            <w:tcMar>
+              <w:top w:w="100" w:type="dxa"/>
+              <w:left w:w="120" w:type="dxa"/>
+              <w:bottom w:w="100" w:type="dxa"/>
+              <w:right w:w="120" w:type="dxa"/>
+            </w:tcMar>
+            <w:vAlign w:val="center"/>
+          </w:tcPr>
+          <w:p>
+            <w:pPr>
+              <w:spacing w:after="20"/>
+              <w:rPr>
+                <w:rFonts w:ascii="Calibri" w:eastAsia="Calibri" w:hAnsi="Calibri" w:cs="Calibri"/>
+                <w:b/>
+                <w:bCs/>
+                <w:sz w:val="21"/>
+                <w:szCs w:val="21"/>
+              </w:rPr>
+            </w:pPr>
+            <w:r>
+              <w:rPr>
+                <w:rFonts w:ascii="Calibri" w:eastAsia="Calibri" w:hAnsi="Calibri" w:cs="Calibri"/>
+                <w:b/>
+                <w:bCs/>
+                <w:sz w:val="21"/>
+                <w:szCs w:val="21"/>
+              </w:rPr>
+              <w:t>17/07/2026</w:t>
+            </w:r>
+          </w:p>
+        </w:tc>
+      </w:tr>
     </w:tbl>
     <w:p>
       <w:pPr>
@@ -671,7 +777,6 @@
           <w:sz w:val="27"/>
           <w:szCs w:val="27"/>
         </w:rPr>
-        <w:lastRenderedPageBreak/>
         <w:t>2. Introduction and Background</w:t>
       </w:r>
     </w:p>
@@ -1202,7 +1307,6 @@
           <w:sz w:val="27"/>
           <w:szCs w:val="27"/>
         </w:rPr>
-        <w:lastRenderedPageBreak/>
         <w:t>5. Methodology</w:t>
       </w:r>
     </w:p>
@@ -1295,7 +1399,27 @@
           <w:sz w:val="22"/>
           <w:szCs w:val="22"/>
         </w:rPr>
-        <w:t>Implemented calc() to calculate slab-wise electricity charges, apply discounts, and add a fixed service charge.</w:t>
+        <w:t xml:space="preserve">Implemented </w:t>
+      </w:r>
+      <w:proofErr w:type="gramStart"/>
+      <w:r>
+        <w:rPr>
+          <w:rFonts w:ascii="Calibri" w:eastAsia="Calibri" w:hAnsi="Calibri" w:cs="Calibri"/>
+          <w:color w:val="404040"/>
+          <w:sz w:val="22"/>
+          <w:szCs w:val="22"/>
+        </w:rPr>
+        <w:t>calc(</w:t>
+      </w:r>
+      <w:proofErr w:type="gramEnd"/>
+      <w:r>
+        <w:rPr>
+          <w:rFonts w:ascii="Calibri" w:eastAsia="Calibri" w:hAnsi="Calibri" w:cs="Calibri"/>
+          <w:color w:val="404040"/>
+          <w:sz w:val="22"/>
+          <w:szCs w:val="22"/>
+        </w:rPr>
+        <w:t>) to calculate slab-wise electricity charges, apply discounts, and add a fixed service charge.</w:t>
       </w:r>
     </w:p>
     <w:p>
@@ -1802,6 +1926,7 @@
           <w:sz w:val="22"/>
           <w:szCs w:val="22"/>
         </w:rPr>
+        <w:lastRenderedPageBreak/>
         <w:t>Scope for future enhancements such as persistent storage and account security.</w:t>
       </w:r>
     </w:p>
@@ -1826,7 +1951,6 @@
           <w:sz w:val="27"/>
           <w:szCs w:val="27"/>
         </w:rPr>
-        <w:lastRenderedPageBreak/>
         <w:t>7. Core Logic</w:t>
       </w:r>
     </w:p>
@@ -1859,7 +1983,27 @@
           <w:sz w:val="22"/>
           <w:szCs w:val="22"/>
         </w:rPr>
-        <w:t>The calc() function is the core of the program. It determines the bill using slab-wise rates, applies a threshold-based discount, and adds a fixed charge:</w:t>
+        <w:t xml:space="preserve">The </w:t>
+      </w:r>
+      <w:proofErr w:type="gramStart"/>
+      <w:r>
+        <w:rPr>
+          <w:rFonts w:ascii="Calibri" w:eastAsia="Calibri" w:hAnsi="Calibri" w:cs="Calibri"/>
+          <w:color w:val="404040"/>
+          <w:sz w:val="22"/>
+          <w:szCs w:val="22"/>
+        </w:rPr>
+        <w:t>calc(</w:t>
+      </w:r>
+      <w:proofErr w:type="gramEnd"/>
+      <w:r>
+        <w:rPr>
+          <w:rFonts w:ascii="Calibri" w:eastAsia="Calibri" w:hAnsi="Calibri" w:cs="Calibri"/>
+          <w:color w:val="404040"/>
+          <w:sz w:val="22"/>
+          <w:szCs w:val="22"/>
+        </w:rPr>
+        <w:t>) function is the core of the program. It determines the bill using slab-wise rates, applies a threshold-based discount, and adds a fixed charge:</w:t>
       </w:r>
     </w:p>
     <w:p>
@@ -1985,7 +2129,27 @@
           <w:sz w:val="18"/>
           <w:szCs w:val="18"/>
         </w:rPr>
-        <w:t xml:space="preserve">    elif unit &lt;= 200:</w:t>
+        <w:t xml:space="preserve">    </w:t>
+      </w:r>
+      <w:proofErr w:type="spellStart"/>
+      <w:r>
+        <w:rPr>
+          <w:rFonts w:ascii="Consolas" w:eastAsia="Consolas" w:hAnsi="Consolas" w:cs="Consolas"/>
+          <w:color w:val="1B1B1B"/>
+          <w:sz w:val="18"/>
+          <w:szCs w:val="18"/>
+        </w:rPr>
+        <w:t>elif</w:t>
+      </w:r>
+      <w:proofErr w:type="spellEnd"/>
+      <w:r>
+        <w:rPr>
+          <w:rFonts w:ascii="Consolas" w:eastAsia="Consolas" w:hAnsi="Consolas" w:cs="Consolas"/>
+          <w:color w:val="1B1B1B"/>
+          <w:sz w:val="18"/>
+          <w:szCs w:val="18"/>
+        </w:rPr>
+        <w:t xml:space="preserve"> unit &lt;= 200:</w:t>
       </w:r>
     </w:p>
     <w:p>
@@ -2013,7 +2177,27 @@
           <w:sz w:val="18"/>
           <w:szCs w:val="18"/>
         </w:rPr>
-        <w:t xml:space="preserve">    elif unit &lt;= 300:</w:t>
+        <w:t xml:space="preserve">    </w:t>
+      </w:r>
+      <w:proofErr w:type="spellStart"/>
+      <w:r>
+        <w:rPr>
+          <w:rFonts w:ascii="Consolas" w:eastAsia="Consolas" w:hAnsi="Consolas" w:cs="Consolas"/>
+          <w:color w:val="1B1B1B"/>
+          <w:sz w:val="18"/>
+          <w:szCs w:val="18"/>
+        </w:rPr>
+        <w:t>elif</w:t>
+      </w:r>
+      <w:proofErr w:type="spellEnd"/>
+      <w:r>
+        <w:rPr>
+          <w:rFonts w:ascii="Consolas" w:eastAsia="Consolas" w:hAnsi="Consolas" w:cs="Consolas"/>
+          <w:color w:val="1B1B1B"/>
+          <w:sz w:val="18"/>
+          <w:szCs w:val="18"/>
+        </w:rPr>
+        <w:t xml:space="preserve"> unit &lt;= 300:</w:t>
       </w:r>
     </w:p>
     <w:p>
@@ -2139,7 +2323,27 @@
           <w:sz w:val="18"/>
           <w:szCs w:val="18"/>
         </w:rPr>
-        <w:t xml:space="preserve">    amount_after_discount = bill - (bill * discount) / 100</w:t>
+        <w:t xml:space="preserve">    </w:t>
+      </w:r>
+      <w:proofErr w:type="spellStart"/>
+      <w:r>
+        <w:rPr>
+          <w:rFonts w:ascii="Consolas" w:eastAsia="Consolas" w:hAnsi="Consolas" w:cs="Consolas"/>
+          <w:color w:val="1B1B1B"/>
+          <w:sz w:val="18"/>
+          <w:szCs w:val="18"/>
+        </w:rPr>
+        <w:t>amount_after_discount</w:t>
+      </w:r>
+      <w:proofErr w:type="spellEnd"/>
+      <w:r>
+        <w:rPr>
+          <w:rFonts w:ascii="Consolas" w:eastAsia="Consolas" w:hAnsi="Consolas" w:cs="Consolas"/>
+          <w:color w:val="1B1B1B"/>
+          <w:sz w:val="18"/>
+          <w:szCs w:val="18"/>
+        </w:rPr>
+        <w:t xml:space="preserve"> = bill - (bill * discount) / 100</w:t>
       </w:r>
     </w:p>
     <w:p>
@@ -2153,7 +2357,47 @@
           <w:sz w:val="18"/>
           <w:szCs w:val="18"/>
         </w:rPr>
-        <w:t xml:space="preserve">    final_bill = amount_after_discount + charge   # fixed charge added last</w:t>
+        <w:t xml:space="preserve">    </w:t>
+      </w:r>
+      <w:proofErr w:type="spellStart"/>
+      <w:r>
+        <w:rPr>
+          <w:rFonts w:ascii="Consolas" w:eastAsia="Consolas" w:hAnsi="Consolas" w:cs="Consolas"/>
+          <w:color w:val="1B1B1B"/>
+          <w:sz w:val="18"/>
+          <w:szCs w:val="18"/>
+        </w:rPr>
+        <w:t>final_bill</w:t>
+      </w:r>
+      <w:proofErr w:type="spellEnd"/>
+      <w:r>
+        <w:rPr>
+          <w:rFonts w:ascii="Consolas" w:eastAsia="Consolas" w:hAnsi="Consolas" w:cs="Consolas"/>
+          <w:color w:val="1B1B1B"/>
+          <w:sz w:val="18"/>
+          <w:szCs w:val="18"/>
+        </w:rPr>
+        <w:t xml:space="preserve"> = </w:t>
+      </w:r>
+      <w:proofErr w:type="spellStart"/>
+      <w:r>
+        <w:rPr>
+          <w:rFonts w:ascii="Consolas" w:eastAsia="Consolas" w:hAnsi="Consolas" w:cs="Consolas"/>
+          <w:color w:val="1B1B1B"/>
+          <w:sz w:val="18"/>
+          <w:szCs w:val="18"/>
+        </w:rPr>
+        <w:t>amount_after_discount</w:t>
+      </w:r>
+      <w:proofErr w:type="spellEnd"/>
+      <w:r>
+        <w:rPr>
+          <w:rFonts w:ascii="Consolas" w:eastAsia="Consolas" w:hAnsi="Consolas" w:cs="Consolas"/>
+          <w:color w:val="1B1B1B"/>
+          <w:sz w:val="18"/>
+          <w:szCs w:val="18"/>
+        </w:rPr>
+        <w:t xml:space="preserve"> + charge   # fixed charge added last</w:t>
       </w:r>
     </w:p>
     <w:p>
@@ -2181,8 +2425,19 @@
           <w:sz w:val="18"/>
           <w:szCs w:val="18"/>
         </w:rPr>
-        <w:t xml:space="preserve">    return final_bill</w:t>
-      </w:r>
+        <w:t xml:space="preserve">    return </w:t>
+      </w:r>
+      <w:proofErr w:type="spellStart"/>
+      <w:r>
+        <w:rPr>
+          <w:rFonts w:ascii="Consolas" w:eastAsia="Consolas" w:hAnsi="Consolas" w:cs="Consolas"/>
+          <w:color w:val="1B1B1B"/>
+          <w:sz w:val="18"/>
+          <w:szCs w:val="18"/>
+        </w:rPr>
+        <w:t>final_bill</w:t>
+      </w:r>
+      <w:proofErr w:type="spellEnd"/>
     </w:p>
     <w:p>
       <w:pPr>
@@ -2232,7 +2487,47 @@
           <w:sz w:val="22"/>
           <w:szCs w:val="22"/>
         </w:rPr>
-        <w:t>The authentication and withdrawal routines form the operational core of the simulator. authenticate() gatekeeps every transaction by verifying the card number and PIN before any account data is accessed, while withdraw() enforces that a transaction cannot exceed the available balance.</w:t>
+        <w:t xml:space="preserve">The authentication and withdrawal routines form the operational core of the simulator. </w:t>
+      </w:r>
+      <w:proofErr w:type="gramStart"/>
+      <w:r>
+        <w:rPr>
+          <w:rFonts w:ascii="Calibri" w:eastAsia="Calibri" w:hAnsi="Calibri" w:cs="Calibri"/>
+          <w:color w:val="404040"/>
+          <w:sz w:val="22"/>
+          <w:szCs w:val="22"/>
+        </w:rPr>
+        <w:t>authenticate(</w:t>
+      </w:r>
+      <w:proofErr w:type="gramEnd"/>
+      <w:r>
+        <w:rPr>
+          <w:rFonts w:ascii="Calibri" w:eastAsia="Calibri" w:hAnsi="Calibri" w:cs="Calibri"/>
+          <w:color w:val="404040"/>
+          <w:sz w:val="22"/>
+          <w:szCs w:val="22"/>
+        </w:rPr>
+        <w:t xml:space="preserve">) gatekeeps every transaction by verifying the card number and PIN before any account data is accessed, while </w:t>
+      </w:r>
+      <w:proofErr w:type="gramStart"/>
+      <w:r>
+        <w:rPr>
+          <w:rFonts w:ascii="Calibri" w:eastAsia="Calibri" w:hAnsi="Calibri" w:cs="Calibri"/>
+          <w:color w:val="404040"/>
+          <w:sz w:val="22"/>
+          <w:szCs w:val="22"/>
+        </w:rPr>
+        <w:t>withdraw(</w:t>
+      </w:r>
+      <w:proofErr w:type="gramEnd"/>
+      <w:r>
+        <w:rPr>
+          <w:rFonts w:ascii="Calibri" w:eastAsia="Calibri" w:hAnsi="Calibri" w:cs="Calibri"/>
+          <w:color w:val="404040"/>
+          <w:sz w:val="22"/>
+          <w:szCs w:val="22"/>
+        </w:rPr>
+        <w:t>) enforces that a transaction cannot exceed the available balance.</w:t>
       </w:r>
     </w:p>
     <w:p>
@@ -2246,7 +2541,38 @@
           <w:sz w:val="18"/>
           <w:szCs w:val="18"/>
         </w:rPr>
-        <w:t>def authenticate(card_no, pin):</w:t>
+        <w:t xml:space="preserve">def </w:t>
+      </w:r>
+      <w:proofErr w:type="gramStart"/>
+      <w:r>
+        <w:rPr>
+          <w:rFonts w:ascii="Consolas" w:eastAsia="Consolas" w:hAnsi="Consolas" w:cs="Consolas"/>
+          <w:color w:val="1B1B1B"/>
+          <w:sz w:val="18"/>
+          <w:szCs w:val="18"/>
+        </w:rPr>
+        <w:t>authenticate(</w:t>
+      </w:r>
+      <w:proofErr w:type="spellStart"/>
+      <w:proofErr w:type="gramEnd"/>
+      <w:r>
+        <w:rPr>
+          <w:rFonts w:ascii="Consolas" w:eastAsia="Consolas" w:hAnsi="Consolas" w:cs="Consolas"/>
+          <w:color w:val="1B1B1B"/>
+          <w:sz w:val="18"/>
+          <w:szCs w:val="18"/>
+        </w:rPr>
+        <w:t>card_no</w:t>
+      </w:r>
+      <w:proofErr w:type="spellEnd"/>
+      <w:r>
+        <w:rPr>
+          <w:rFonts w:ascii="Consolas" w:eastAsia="Consolas" w:hAnsi="Consolas" w:cs="Consolas"/>
+          <w:color w:val="1B1B1B"/>
+          <w:sz w:val="18"/>
+          <w:szCs w:val="18"/>
+        </w:rPr>
+        <w:t>, pin):</w:t>
       </w:r>
     </w:p>
     <w:p>
@@ -2260,7 +2586,78 @@
           <w:sz w:val="18"/>
           <w:szCs w:val="18"/>
         </w:rPr>
-        <w:t xml:space="preserve">    if card_no in ACCOUNTS and ACCOUNTS[card_no]["pin"] == pin:</w:t>
+        <w:t xml:space="preserve">    if </w:t>
+      </w:r>
+      <w:proofErr w:type="spellStart"/>
+      <w:r>
+        <w:rPr>
+          <w:rFonts w:ascii="Consolas" w:eastAsia="Consolas" w:hAnsi="Consolas" w:cs="Consolas"/>
+          <w:color w:val="1B1B1B"/>
+          <w:sz w:val="18"/>
+          <w:szCs w:val="18"/>
+        </w:rPr>
+        <w:t>card_no</w:t>
+      </w:r>
+      <w:proofErr w:type="spellEnd"/>
+      <w:r>
+        <w:rPr>
+          <w:rFonts w:ascii="Consolas" w:eastAsia="Consolas" w:hAnsi="Consolas" w:cs="Consolas"/>
+          <w:color w:val="1B1B1B"/>
+          <w:sz w:val="18"/>
+          <w:szCs w:val="18"/>
+        </w:rPr>
+        <w:t xml:space="preserve"> in ACCOUNTS and </w:t>
+      </w:r>
+      <w:proofErr w:type="gramStart"/>
+      <w:r>
+        <w:rPr>
+          <w:rFonts w:ascii="Consolas" w:eastAsia="Consolas" w:hAnsi="Consolas" w:cs="Consolas"/>
+          <w:color w:val="1B1B1B"/>
+          <w:sz w:val="18"/>
+          <w:szCs w:val="18"/>
+        </w:rPr>
+        <w:t>ACCOUNTS[</w:t>
+      </w:r>
+      <w:proofErr w:type="spellStart"/>
+      <w:proofErr w:type="gramEnd"/>
+      <w:r>
+        <w:rPr>
+          <w:rFonts w:ascii="Consolas" w:eastAsia="Consolas" w:hAnsi="Consolas" w:cs="Consolas"/>
+          <w:color w:val="1B1B1B"/>
+          <w:sz w:val="18"/>
+          <w:szCs w:val="18"/>
+        </w:rPr>
+        <w:t>card_</w:t>
+      </w:r>
+      <w:proofErr w:type="gramStart"/>
+      <w:r>
+        <w:rPr>
+          <w:rFonts w:ascii="Consolas" w:eastAsia="Consolas" w:hAnsi="Consolas" w:cs="Consolas"/>
+          <w:color w:val="1B1B1B"/>
+          <w:sz w:val="18"/>
+          <w:szCs w:val="18"/>
+        </w:rPr>
+        <w:t>no</w:t>
+      </w:r>
+      <w:proofErr w:type="spellEnd"/>
+      <w:r>
+        <w:rPr>
+          <w:rFonts w:ascii="Consolas" w:eastAsia="Consolas" w:hAnsi="Consolas" w:cs="Consolas"/>
+          <w:color w:val="1B1B1B"/>
+          <w:sz w:val="18"/>
+          <w:szCs w:val="18"/>
+        </w:rPr>
+        <w:t>][</w:t>
+      </w:r>
+      <w:proofErr w:type="gramEnd"/>
+      <w:r>
+        <w:rPr>
+          <w:rFonts w:ascii="Consolas" w:eastAsia="Consolas" w:hAnsi="Consolas" w:cs="Consolas"/>
+          <w:color w:val="1B1B1B"/>
+          <w:sz w:val="18"/>
+          <w:szCs w:val="18"/>
+        </w:rPr>
+        <w:t>"pin"] == pin:</w:t>
       </w:r>
     </w:p>
     <w:p>
@@ -2316,7 +2713,38 @@
           <w:sz w:val="18"/>
           <w:szCs w:val="18"/>
         </w:rPr>
-        <w:t>def withdraw(card_no, amount):</w:t>
+        <w:t xml:space="preserve">def </w:t>
+      </w:r>
+      <w:proofErr w:type="gramStart"/>
+      <w:r>
+        <w:rPr>
+          <w:rFonts w:ascii="Consolas" w:eastAsia="Consolas" w:hAnsi="Consolas" w:cs="Consolas"/>
+          <w:color w:val="1B1B1B"/>
+          <w:sz w:val="18"/>
+          <w:szCs w:val="18"/>
+        </w:rPr>
+        <w:t>withdraw(</w:t>
+      </w:r>
+      <w:proofErr w:type="spellStart"/>
+      <w:proofErr w:type="gramEnd"/>
+      <w:r>
+        <w:rPr>
+          <w:rFonts w:ascii="Consolas" w:eastAsia="Consolas" w:hAnsi="Consolas" w:cs="Consolas"/>
+          <w:color w:val="1B1B1B"/>
+          <w:sz w:val="18"/>
+          <w:szCs w:val="18"/>
+        </w:rPr>
+        <w:t>card_no</w:t>
+      </w:r>
+      <w:proofErr w:type="spellEnd"/>
+      <w:r>
+        <w:rPr>
+          <w:rFonts w:ascii="Consolas" w:eastAsia="Consolas" w:hAnsi="Consolas" w:cs="Consolas"/>
+          <w:color w:val="1B1B1B"/>
+          <w:sz w:val="18"/>
+          <w:szCs w:val="18"/>
+        </w:rPr>
+        <w:t>, amount):</w:t>
       </w:r>
     </w:p>
     <w:p>
@@ -2330,7 +2758,58 @@
           <w:sz w:val="18"/>
           <w:szCs w:val="18"/>
         </w:rPr>
-        <w:t xml:space="preserve">    if amount &lt;= ACCOUNTS[card_no]["balance"]:</w:t>
+        <w:t xml:space="preserve">    if amount &lt;= </w:t>
+      </w:r>
+      <w:proofErr w:type="gramStart"/>
+      <w:r>
+        <w:rPr>
+          <w:rFonts w:ascii="Consolas" w:eastAsia="Consolas" w:hAnsi="Consolas" w:cs="Consolas"/>
+          <w:color w:val="1B1B1B"/>
+          <w:sz w:val="18"/>
+          <w:szCs w:val="18"/>
+        </w:rPr>
+        <w:t>ACCOUNTS[</w:t>
+      </w:r>
+      <w:proofErr w:type="spellStart"/>
+      <w:proofErr w:type="gramEnd"/>
+      <w:r>
+        <w:rPr>
+          <w:rFonts w:ascii="Consolas" w:eastAsia="Consolas" w:hAnsi="Consolas" w:cs="Consolas"/>
+          <w:color w:val="1B1B1B"/>
+          <w:sz w:val="18"/>
+          <w:szCs w:val="18"/>
+        </w:rPr>
+        <w:t>card_</w:t>
+      </w:r>
+      <w:proofErr w:type="gramStart"/>
+      <w:r>
+        <w:rPr>
+          <w:rFonts w:ascii="Consolas" w:eastAsia="Consolas" w:hAnsi="Consolas" w:cs="Consolas"/>
+          <w:color w:val="1B1B1B"/>
+          <w:sz w:val="18"/>
+          <w:szCs w:val="18"/>
+        </w:rPr>
+        <w:t>no</w:t>
+      </w:r>
+      <w:proofErr w:type="spellEnd"/>
+      <w:r>
+        <w:rPr>
+          <w:rFonts w:ascii="Consolas" w:eastAsia="Consolas" w:hAnsi="Consolas" w:cs="Consolas"/>
+          <w:color w:val="1B1B1B"/>
+          <w:sz w:val="18"/>
+          <w:szCs w:val="18"/>
+        </w:rPr>
+        <w:t>][</w:t>
+      </w:r>
+      <w:proofErr w:type="gramEnd"/>
+      <w:r>
+        <w:rPr>
+          <w:rFonts w:ascii="Consolas" w:eastAsia="Consolas" w:hAnsi="Consolas" w:cs="Consolas"/>
+          <w:color w:val="1B1B1B"/>
+          <w:sz w:val="18"/>
+          <w:szCs w:val="18"/>
+        </w:rPr>
+        <w:t>"balance"]:</w:t>
       </w:r>
     </w:p>
     <w:p>
@@ -2344,7 +2823,58 @@
           <w:sz w:val="18"/>
           <w:szCs w:val="18"/>
         </w:rPr>
-        <w:t xml:space="preserve">        ACCOUNTS[card_no]["balance"] -= amount   # deduct funds</w:t>
+        <w:t xml:space="preserve">        </w:t>
+      </w:r>
+      <w:proofErr w:type="gramStart"/>
+      <w:r>
+        <w:rPr>
+          <w:rFonts w:ascii="Consolas" w:eastAsia="Consolas" w:hAnsi="Consolas" w:cs="Consolas"/>
+          <w:color w:val="1B1B1B"/>
+          <w:sz w:val="18"/>
+          <w:szCs w:val="18"/>
+        </w:rPr>
+        <w:t>ACCOUNTS[</w:t>
+      </w:r>
+      <w:proofErr w:type="spellStart"/>
+      <w:proofErr w:type="gramEnd"/>
+      <w:r>
+        <w:rPr>
+          <w:rFonts w:ascii="Consolas" w:eastAsia="Consolas" w:hAnsi="Consolas" w:cs="Consolas"/>
+          <w:color w:val="1B1B1B"/>
+          <w:sz w:val="18"/>
+          <w:szCs w:val="18"/>
+        </w:rPr>
+        <w:t>card_</w:t>
+      </w:r>
+      <w:proofErr w:type="gramStart"/>
+      <w:r>
+        <w:rPr>
+          <w:rFonts w:ascii="Consolas" w:eastAsia="Consolas" w:hAnsi="Consolas" w:cs="Consolas"/>
+          <w:color w:val="1B1B1B"/>
+          <w:sz w:val="18"/>
+          <w:szCs w:val="18"/>
+        </w:rPr>
+        <w:t>no</w:t>
+      </w:r>
+      <w:proofErr w:type="spellEnd"/>
+      <w:r>
+        <w:rPr>
+          <w:rFonts w:ascii="Consolas" w:eastAsia="Consolas" w:hAnsi="Consolas" w:cs="Consolas"/>
+          <w:color w:val="1B1B1B"/>
+          <w:sz w:val="18"/>
+          <w:szCs w:val="18"/>
+        </w:rPr>
+        <w:t>][</w:t>
+      </w:r>
+      <w:proofErr w:type="gramEnd"/>
+      <w:r>
+        <w:rPr>
+          <w:rFonts w:ascii="Consolas" w:eastAsia="Consolas" w:hAnsi="Consolas" w:cs="Consolas"/>
+          <w:color w:val="1B1B1B"/>
+          <w:sz w:val="18"/>
+          <w:szCs w:val="18"/>
+        </w:rPr>
+        <w:t>"balance"] -= amount   # deduct funds</w:t>
       </w:r>
     </w:p>
     <w:p>
@@ -2391,7 +2921,28 @@
           <w:sz w:val="22"/>
           <w:szCs w:val="22"/>
         </w:rPr>
-        <w:t>Note: MAX_ATTEMPTS is currently declared but not yet enforced in the login flow; wiring it into authenticate() to lock a card after repeated failed attempts is planned as a future enhancement.</w:t>
+        <w:lastRenderedPageBreak/>
+        <w:t xml:space="preserve">Note: MAX_ATTEMPTS is currently declared but not yet enforced in the login flow; wiring it into </w:t>
+      </w:r>
+      <w:proofErr w:type="gramStart"/>
+      <w:r>
+        <w:rPr>
+          <w:rFonts w:ascii="Calibri" w:eastAsia="Calibri" w:hAnsi="Calibri" w:cs="Calibri"/>
+          <w:color w:val="404040"/>
+          <w:sz w:val="22"/>
+          <w:szCs w:val="22"/>
+        </w:rPr>
+        <w:t>authenticate(</w:t>
+      </w:r>
+      <w:proofErr w:type="gramEnd"/>
+      <w:r>
+        <w:rPr>
+          <w:rFonts w:ascii="Calibri" w:eastAsia="Calibri" w:hAnsi="Calibri" w:cs="Calibri"/>
+          <w:color w:val="404040"/>
+          <w:sz w:val="22"/>
+          <w:szCs w:val="22"/>
+        </w:rPr>
+        <w:t>) to lock a card after repeated failed attempts is planned as a future enhancement.</w:t>
       </w:r>
     </w:p>
     <w:p>
@@ -2415,7 +2966,6 @@
           <w:sz w:val="27"/>
           <w:szCs w:val="27"/>
         </w:rPr>
-        <w:lastRenderedPageBreak/>
         <w:t>8. Output Screenshot</w:t>
       </w:r>
     </w:p>
@@ -2437,108 +2987,77 @@
         <w:t>8a. Program 1: Electricity Bill Calculator</w:t>
       </w:r>
     </w:p>
-    <w:tbl>
-      <w:tblPr>
-        <w:tblW w:w="9540" w:type="dxa"/>
-        <w:tblBorders>
-          <w:top w:val="single" w:sz="4" w:space="0" w:color="auto"/>
-          <w:left w:val="single" w:sz="4" w:space="0" w:color="auto"/>
-          <w:bottom w:val="single" w:sz="4" w:space="0" w:color="auto"/>
-          <w:right w:val="single" w:sz="4" w:space="0" w:color="auto"/>
-          <w:insideH w:val="single" w:sz="4" w:space="0" w:color="auto"/>
-          <w:insideV w:val="single" w:sz="4" w:space="0" w:color="auto"/>
-        </w:tblBorders>
-        <w:tblCellMar>
-          <w:left w:w="10" w:type="dxa"/>
-          <w:right w:w="10" w:type="dxa"/>
-        </w:tblCellMar>
-        <w:tblLook w:val="0000" w:firstRow="0" w:lastRow="0" w:firstColumn="0" w:lastColumn="0" w:noHBand="0" w:noVBand="0"/>
-      </w:tblPr>
-      <w:tblGrid>
-        <w:gridCol w:w="9540"/>
-      </w:tblGrid>
-      <w:tr>
-        <w:tc>
-          <w:tcPr>
-            <w:tcW w:w="9540" w:type="dxa"/>
-            <w:tcBorders>
-              <w:top w:val="dashed" w:sz="12" w:space="0" w:color="1F4E79"/>
-              <w:left w:val="dashed" w:sz="12" w:space="0" w:color="1F4E79"/>
-              <w:bottom w:val="dashed" w:sz="12" w:space="0" w:color="1F4E79"/>
-              <w:right w:val="dashed" w:sz="12" w:space="0" w:color="1F4E79"/>
-            </w:tcBorders>
-            <w:tcMar>
-              <w:top w:w="1000" w:type="dxa"/>
-              <w:left w:w="200" w:type="dxa"/>
-              <w:bottom w:w="1000" w:type="dxa"/>
-              <w:right w:w="200" w:type="dxa"/>
-            </w:tcMar>
-          </w:tcPr>
-          <w:p>
-            <w:pPr>
-              <w:jc w:val="center"/>
-            </w:pPr>
-            <w:r>
-              <w:rPr>
-                <w:noProof/>
-              </w:rPr>
-              <w:drawing>
-                <wp:inline distT="0" distB="0" distL="0" distR="0" wp14:anchorId="57A0A92E" wp14:editId="015C07DF">
-                  <wp:extent cx="5070714" cy="5009322"/>
-                  <wp:effectExtent l="0" t="0" r="0" b="1270"/>
-                  <wp:docPr id="1805791813" name="Picture 3"/>
-                  <wp:cNvGraphicFramePr>
-                    <a:graphicFrameLocks xmlns:a="http://schemas.openxmlformats.org/drawingml/2006/main" noChangeAspect="1"/>
-                  </wp:cNvGraphicFramePr>
-                  <a:graphic xmlns:a="http://schemas.openxmlformats.org/drawingml/2006/main">
-                    <a:graphicData uri="http://schemas.openxmlformats.org/drawingml/2006/picture">
-                      <pic:pic xmlns:pic="http://schemas.openxmlformats.org/drawingml/2006/picture">
-                        <pic:nvPicPr>
-                          <pic:cNvPr id="0" name="Picture 7"/>
-                          <pic:cNvPicPr>
-                            <a:picLocks noChangeAspect="1" noChangeArrowheads="1"/>
-                          </pic:cNvPicPr>
-                        </pic:nvPicPr>
-                        <pic:blipFill>
-                          <a:blip r:embed="rId7">
-                            <a:extLst>
-                              <a:ext uri="{28A0092B-C50C-407E-A947-70E740481C1C}">
-                                <a14:useLocalDpi xmlns:a14="http://schemas.microsoft.com/office/drawing/2010/main" val="0"/>
-                              </a:ext>
-                            </a:extLst>
-                          </a:blip>
-                          <a:srcRect/>
-                          <a:stretch>
-                            <a:fillRect/>
-                          </a:stretch>
-                        </pic:blipFill>
-                        <pic:spPr bwMode="auto">
-                          <a:xfrm>
-                            <a:off x="0" y="0"/>
-                            <a:ext cx="5197622" cy="5134693"/>
-                          </a:xfrm>
-                          <a:prstGeom prst="rect">
-                            <a:avLst/>
-                          </a:prstGeom>
-                          <a:noFill/>
-                          <a:ln>
-                            <a:noFill/>
-                          </a:ln>
-                        </pic:spPr>
-                      </pic:pic>
-                    </a:graphicData>
-                  </a:graphic>
-                </wp:inline>
-              </w:drawing>
-            </w:r>
-          </w:p>
-        </w:tc>
-      </w:tr>
-    </w:tbl>
     <w:p>
       <w:pPr>
         <w:spacing w:after="200"/>
       </w:pPr>
+      <w:r>
+        <w:rPr>
+          <w:noProof/>
+        </w:rPr>
+        <w:drawing>
+          <wp:anchor distT="0" distB="0" distL="114300" distR="114300" simplePos="0" relativeHeight="251658240" behindDoc="0" locked="0" layoutInCell="1" allowOverlap="1" wp14:anchorId="1819068B" wp14:editId="61AF59C7">
+            <wp:simplePos x="0" y="0"/>
+            <wp:positionH relativeFrom="margin">
+              <wp:posOffset>8984</wp:posOffset>
+            </wp:positionH>
+            <wp:positionV relativeFrom="margin">
+              <wp:posOffset>1678172</wp:posOffset>
+            </wp:positionV>
+            <wp:extent cx="6257925" cy="6182360"/>
+            <wp:effectExtent l="0" t="0" r="9525" b="8890"/>
+            <wp:wrapSquare wrapText="bothSides"/>
+            <wp:docPr id="1805791813" name="Picture 3"/>
+            <wp:cNvGraphicFramePr>
+              <a:graphicFrameLocks xmlns:a="http://schemas.openxmlformats.org/drawingml/2006/main" noChangeAspect="1"/>
+            </wp:cNvGraphicFramePr>
+            <a:graphic xmlns:a="http://schemas.openxmlformats.org/drawingml/2006/main">
+              <a:graphicData uri="http://schemas.openxmlformats.org/drawingml/2006/picture">
+                <pic:pic xmlns:pic="http://schemas.openxmlformats.org/drawingml/2006/picture">
+                  <pic:nvPicPr>
+                    <pic:cNvPr id="0" name="Picture 7"/>
+                    <pic:cNvPicPr>
+                      <a:picLocks noChangeAspect="1" noChangeArrowheads="1"/>
+                    </pic:cNvPicPr>
+                  </pic:nvPicPr>
+                  <pic:blipFill>
+                    <a:blip r:embed="rId7">
+                      <a:extLst>
+                        <a:ext uri="{28A0092B-C50C-407E-A947-70E740481C1C}">
+                          <a14:useLocalDpi xmlns:a14="http://schemas.microsoft.com/office/drawing/2010/main" val="0"/>
+                        </a:ext>
+                      </a:extLst>
+                    </a:blip>
+                    <a:srcRect/>
+                    <a:stretch>
+                      <a:fillRect/>
+                    </a:stretch>
+                  </pic:blipFill>
+                  <pic:spPr bwMode="auto">
+                    <a:xfrm>
+                      <a:off x="0" y="0"/>
+                      <a:ext cx="6257925" cy="6182360"/>
+                    </a:xfrm>
+                    <a:prstGeom prst="rect">
+                      <a:avLst/>
+                    </a:prstGeom>
+                    <a:noFill/>
+                    <a:ln>
+                      <a:noFill/>
+                    </a:ln>
+                  </pic:spPr>
+                </pic:pic>
+              </a:graphicData>
+            </a:graphic>
+            <wp14:sizeRelH relativeFrom="margin">
+              <wp14:pctWidth>0</wp14:pctWidth>
+            </wp14:sizeRelH>
+            <wp14:sizeRelV relativeFrom="margin">
+              <wp14:pctHeight>0</wp14:pctHeight>
+            </wp14:sizeRelV>
+          </wp:anchor>
+        </w:drawing>
+      </w:r>
     </w:p>
     <w:p>
       <w:pPr>
@@ -2584,10 +3103,7 @@
           <w:szCs w:val="23"/>
         </w:rPr>
       </w:pPr>
-    </w:p>
-    <w:p>
-      <w:pPr>
-        <w:spacing w:before="200" w:after="100"/>
+      <w:r>
         <w:rPr>
           <w:rFonts w:ascii="Calibri" w:eastAsia="Calibri" w:hAnsi="Calibri" w:cs="Calibri"/>
           <w:b/>
@@ -2598,129 +3114,75 @@
           <w:sz w:val="23"/>
           <w:szCs w:val="23"/>
         </w:rPr>
-      </w:pPr>
-    </w:p>
-    <w:p>
-      <w:pPr>
-        <w:spacing w:before="200" w:after="100"/>
-      </w:pPr>
-      <w:r>
-        <w:rPr>
-          <w:rFonts w:ascii="Calibri" w:eastAsia="Calibri" w:hAnsi="Calibri" w:cs="Calibri"/>
-          <w:b/>
-          <w:bCs/>
-          <w:i/>
-          <w:iCs/>
-          <w:color w:val="1F3864"/>
-          <w:sz w:val="23"/>
-          <w:szCs w:val="23"/>
-        </w:rPr>
         <w:lastRenderedPageBreak/>
         <w:t>8b. Program 2: ATM Transaction Simulator</w:t>
       </w:r>
     </w:p>
-    <w:tbl>
-      <w:tblPr>
-        <w:tblW w:w="9540" w:type="dxa"/>
-        <w:tblBorders>
-          <w:top w:val="single" w:sz="4" w:space="0" w:color="auto"/>
-          <w:left w:val="single" w:sz="4" w:space="0" w:color="auto"/>
-          <w:bottom w:val="single" w:sz="4" w:space="0" w:color="auto"/>
-          <w:right w:val="single" w:sz="4" w:space="0" w:color="auto"/>
-          <w:insideH w:val="single" w:sz="4" w:space="0" w:color="auto"/>
-          <w:insideV w:val="single" w:sz="4" w:space="0" w:color="auto"/>
-        </w:tblBorders>
-        <w:tblCellMar>
-          <w:left w:w="10" w:type="dxa"/>
-          <w:right w:w="10" w:type="dxa"/>
-        </w:tblCellMar>
-        <w:tblLook w:val="0000" w:firstRow="0" w:lastRow="0" w:firstColumn="0" w:lastColumn="0" w:noHBand="0" w:noVBand="0"/>
-      </w:tblPr>
-      <w:tblGrid>
-        <w:gridCol w:w="9540"/>
-      </w:tblGrid>
-      <w:tr>
-        <w:tc>
-          <w:tcPr>
-            <w:tcW w:w="9540" w:type="dxa"/>
-            <w:tcBorders>
-              <w:top w:val="dashed" w:sz="12" w:space="0" w:color="1F4E79"/>
-              <w:left w:val="dashed" w:sz="12" w:space="0" w:color="1F4E79"/>
-              <w:bottom w:val="dashed" w:sz="12" w:space="0" w:color="1F4E79"/>
-              <w:right w:val="dashed" w:sz="12" w:space="0" w:color="1F4E79"/>
-            </w:tcBorders>
-            <w:tcMar>
-              <w:top w:w="1000" w:type="dxa"/>
-              <w:left w:w="200" w:type="dxa"/>
-              <w:bottom w:w="1000" w:type="dxa"/>
-              <w:right w:w="200" w:type="dxa"/>
-            </w:tcMar>
-          </w:tcPr>
-          <w:p>
-            <w:pPr>
-              <w:jc w:val="center"/>
-            </w:pPr>
-            <w:r>
-              <w:rPr>
-                <w:noProof/>
-              </w:rPr>
-              <w:drawing>
-                <wp:inline distT="0" distB="0" distL="0" distR="0" wp14:anchorId="3CC572FE" wp14:editId="3BC9446A">
-                  <wp:extent cx="5455499" cy="6337738"/>
-                  <wp:effectExtent l="0" t="0" r="0" b="6350"/>
-                  <wp:docPr id="1133194177" name="Picture 4"/>
-                  <wp:cNvGraphicFramePr>
-                    <a:graphicFrameLocks xmlns:a="http://schemas.openxmlformats.org/drawingml/2006/main" noChangeAspect="1"/>
-                  </wp:cNvGraphicFramePr>
-                  <a:graphic xmlns:a="http://schemas.openxmlformats.org/drawingml/2006/main">
-                    <a:graphicData uri="http://schemas.openxmlformats.org/drawingml/2006/picture">
-                      <pic:pic xmlns:pic="http://schemas.openxmlformats.org/drawingml/2006/picture">
-                        <pic:nvPicPr>
-                          <pic:cNvPr id="0" name="Picture 9"/>
-                          <pic:cNvPicPr>
-                            <a:picLocks noChangeAspect="1" noChangeArrowheads="1"/>
-                          </pic:cNvPicPr>
-                        </pic:nvPicPr>
-                        <pic:blipFill>
-                          <a:blip r:embed="rId8">
-                            <a:extLst>
-                              <a:ext uri="{28A0092B-C50C-407E-A947-70E740481C1C}">
-                                <a14:useLocalDpi xmlns:a14="http://schemas.microsoft.com/office/drawing/2010/main" val="0"/>
-                              </a:ext>
-                            </a:extLst>
-                          </a:blip>
-                          <a:srcRect/>
-                          <a:stretch>
-                            <a:fillRect/>
-                          </a:stretch>
-                        </pic:blipFill>
-                        <pic:spPr bwMode="auto">
-                          <a:xfrm>
-                            <a:off x="0" y="0"/>
-                            <a:ext cx="5487321" cy="6374706"/>
-                          </a:xfrm>
-                          <a:prstGeom prst="rect">
-                            <a:avLst/>
-                          </a:prstGeom>
-                          <a:noFill/>
-                          <a:ln>
-                            <a:noFill/>
-                          </a:ln>
-                        </pic:spPr>
-                      </pic:pic>
-                    </a:graphicData>
-                  </a:graphic>
-                </wp:inline>
-              </w:drawing>
-            </w:r>
-          </w:p>
-        </w:tc>
-      </w:tr>
-    </w:tbl>
     <w:p>
       <w:pPr>
         <w:spacing w:after="160"/>
       </w:pPr>
+      <w:r>
+        <w:rPr>
+          <w:noProof/>
+        </w:rPr>
+        <w:drawing>
+          <wp:anchor distT="0" distB="0" distL="114300" distR="114300" simplePos="0" relativeHeight="251659264" behindDoc="0" locked="0" layoutInCell="1" allowOverlap="1" wp14:anchorId="6B555233" wp14:editId="6401B019">
+            <wp:simplePos x="0" y="0"/>
+            <wp:positionH relativeFrom="margin">
+              <wp:posOffset>333072</wp:posOffset>
+            </wp:positionH>
+            <wp:positionV relativeFrom="margin">
+              <wp:posOffset>737168</wp:posOffset>
+            </wp:positionV>
+            <wp:extent cx="5629275" cy="6539616"/>
+            <wp:effectExtent l="0" t="0" r="0" b="0"/>
+            <wp:wrapSquare wrapText="bothSides"/>
+            <wp:docPr id="1133194177" name="Picture 4"/>
+            <wp:cNvGraphicFramePr>
+              <a:graphicFrameLocks xmlns:a="http://schemas.openxmlformats.org/drawingml/2006/main" noChangeAspect="1"/>
+            </wp:cNvGraphicFramePr>
+            <a:graphic xmlns:a="http://schemas.openxmlformats.org/drawingml/2006/main">
+              <a:graphicData uri="http://schemas.openxmlformats.org/drawingml/2006/picture">
+                <pic:pic xmlns:pic="http://schemas.openxmlformats.org/drawingml/2006/picture">
+                  <pic:nvPicPr>
+                    <pic:cNvPr id="0" name="Picture 9"/>
+                    <pic:cNvPicPr>
+                      <a:picLocks noChangeAspect="1" noChangeArrowheads="1"/>
+                    </pic:cNvPicPr>
+                  </pic:nvPicPr>
+                  <pic:blipFill>
+                    <a:blip r:embed="rId8">
+                      <a:extLst>
+                        <a:ext uri="{28A0092B-C50C-407E-A947-70E740481C1C}">
+                          <a14:useLocalDpi xmlns:a14="http://schemas.microsoft.com/office/drawing/2010/main" val="0"/>
+                        </a:ext>
+                      </a:extLst>
+                    </a:blip>
+                    <a:srcRect/>
+                    <a:stretch>
+                      <a:fillRect/>
+                    </a:stretch>
+                  </pic:blipFill>
+                  <pic:spPr bwMode="auto">
+                    <a:xfrm>
+                      <a:off x="0" y="0"/>
+                      <a:ext cx="5629275" cy="6539616"/>
+                    </a:xfrm>
+                    <a:prstGeom prst="rect">
+                      <a:avLst/>
+                    </a:prstGeom>
+                    <a:noFill/>
+                    <a:ln>
+                      <a:noFill/>
+                    </a:ln>
+                  </pic:spPr>
+                </pic:pic>
+              </a:graphicData>
+            </a:graphic>
+          </wp:anchor>
+        </w:drawing>
+      </w:r>
     </w:p>
     <w:p>
       <w:pPr>
@@ -2728,8 +3190,6 @@
           <w:bottom w:val="single" w:sz="6" w:space="4" w:color="1F4E79"/>
         </w:pBdr>
         <w:spacing w:before="320" w:after="160"/>
-      </w:pPr>
-      <w:r>
         <w:rPr>
           <w:rFonts w:ascii="Calibri" w:eastAsia="Calibri" w:hAnsi="Calibri" w:cs="Calibri"/>
           <w:b/>
@@ -2738,10 +3198,14 @@
           <w:sz w:val="27"/>
           <w:szCs w:val="27"/>
         </w:rPr>
-        <w:lastRenderedPageBreak/>
-        <w:t>9</w:t>
-      </w:r>
-      <w:r>
+      </w:pPr>
+    </w:p>
+    <w:p>
+      <w:pPr>
+        <w:pBdr>
+          <w:bottom w:val="single" w:sz="6" w:space="4" w:color="1F4E79"/>
+        </w:pBdr>
+        <w:spacing w:before="320" w:after="160"/>
         <w:rPr>
           <w:rFonts w:ascii="Calibri" w:eastAsia="Calibri" w:hAnsi="Calibri" w:cs="Calibri"/>
           <w:b/>
@@ -2750,7 +3214,41 @@
           <w:sz w:val="27"/>
           <w:szCs w:val="27"/>
         </w:rPr>
-        <w:t>. Tools &amp; Technologies Used</w:t>
+      </w:pPr>
+    </w:p>
+    <w:p>
+      <w:pPr>
+        <w:pBdr>
+          <w:bottom w:val="single" w:sz="6" w:space="4" w:color="1F4E79"/>
+        </w:pBdr>
+        <w:spacing w:before="320" w:after="160"/>
+        <w:rPr>
+          <w:rFonts w:ascii="Calibri" w:eastAsia="Calibri" w:hAnsi="Calibri" w:cs="Calibri"/>
+          <w:b/>
+          <w:bCs/>
+          <w:color w:val="1F4E79"/>
+          <w:sz w:val="27"/>
+          <w:szCs w:val="27"/>
+        </w:rPr>
+      </w:pPr>
+    </w:p>
+    <w:p>
+      <w:pPr>
+        <w:pBdr>
+          <w:bottom w:val="single" w:sz="6" w:space="4" w:color="1F4E79"/>
+        </w:pBdr>
+        <w:spacing w:before="320" w:after="160"/>
+      </w:pPr>
+      <w:r>
+        <w:rPr>
+          <w:rFonts w:ascii="Calibri" w:eastAsia="Calibri" w:hAnsi="Calibri" w:cs="Calibri"/>
+          <w:b/>
+          <w:bCs/>
+          <w:color w:val="1F4E79"/>
+          <w:sz w:val="27"/>
+          <w:szCs w:val="27"/>
+        </w:rPr>
+        <w:t>9. Tools &amp; Technologies Used</w:t>
       </w:r>
     </w:p>
     <w:tbl>
@@ -3116,18 +3614,7 @@
           <w:sz w:val="27"/>
           <w:szCs w:val="27"/>
         </w:rPr>
-        <w:t>10</w:t>
-      </w:r>
-      <w:r>
-        <w:rPr>
-          <w:rFonts w:ascii="Calibri" w:eastAsia="Calibri" w:hAnsi="Calibri" w:cs="Calibri"/>
-          <w:b/>
-          <w:bCs/>
-          <w:color w:val="1F4E79"/>
-          <w:sz w:val="27"/>
-          <w:szCs w:val="27"/>
-        </w:rPr>
-        <w:t>. References</w:t>
+        <w:t>10. References</w:t>
       </w:r>
     </w:p>
     <w:p>
@@ -3245,14 +3732,25 @@
           <w:szCs w:val="22"/>
         </w:rPr>
       </w:pPr>
-      <w:r>
-        <w:rPr>
-          <w:rFonts w:ascii="Calibri" w:eastAsia="Calibri" w:hAnsi="Calibri" w:cs="Calibri"/>
-          <w:color w:val="404040"/>
-          <w:sz w:val="22"/>
-          <w:szCs w:val="22"/>
-        </w:rPr>
-        <w:t xml:space="preserve">GeeksforGeeks – Python Electricity Bill Calculator Tutorials </w:t>
+      <w:proofErr w:type="spellStart"/>
+      <w:r>
+        <w:rPr>
+          <w:rFonts w:ascii="Calibri" w:eastAsia="Calibri" w:hAnsi="Calibri" w:cs="Calibri"/>
+          <w:color w:val="404040"/>
+          <w:sz w:val="22"/>
+          <w:szCs w:val="22"/>
+        </w:rPr>
+        <w:t>GeeksforGeeks</w:t>
+      </w:r>
+      <w:proofErr w:type="spellEnd"/>
+      <w:r>
+        <w:rPr>
+          <w:rFonts w:ascii="Calibri" w:eastAsia="Calibri" w:hAnsi="Calibri" w:cs="Calibri"/>
+          <w:color w:val="404040"/>
+          <w:sz w:val="22"/>
+          <w:szCs w:val="22"/>
+        </w:rPr>
+        <w:t xml:space="preserve"> – Python Electricity Bill Calculator Tutorials </w:t>
       </w:r>
     </w:p>
     <w:p>
@@ -3264,14 +3762,25 @@
         </w:numPr>
         <w:spacing w:after="80" w:line="276" w:lineRule="auto"/>
       </w:pPr>
-      <w:r>
-        <w:rPr>
-          <w:rFonts w:ascii="Calibri" w:eastAsia="Calibri" w:hAnsi="Calibri" w:cs="Calibri"/>
-          <w:color w:val="404040"/>
-          <w:sz w:val="22"/>
-          <w:szCs w:val="22"/>
-        </w:rPr>
-        <w:t>Brainware University – Python Learning Course Guidelines</w:t>
+      <w:proofErr w:type="spellStart"/>
+      <w:r>
+        <w:rPr>
+          <w:rFonts w:ascii="Calibri" w:eastAsia="Calibri" w:hAnsi="Calibri" w:cs="Calibri"/>
+          <w:color w:val="404040"/>
+          <w:sz w:val="22"/>
+          <w:szCs w:val="22"/>
+        </w:rPr>
+        <w:t>Brainware</w:t>
+      </w:r>
+      <w:proofErr w:type="spellEnd"/>
+      <w:r>
+        <w:rPr>
+          <w:rFonts w:ascii="Calibri" w:eastAsia="Calibri" w:hAnsi="Calibri" w:cs="Calibri"/>
+          <w:color w:val="404040"/>
+          <w:sz w:val="22"/>
+          <w:szCs w:val="22"/>
+        </w:rPr>
+        <w:t xml:space="preserve"> University – Python Learning Course Guidelines</w:t>
       </w:r>
     </w:p>
     <w:p>
@@ -3423,7 +3932,6 @@
           <w:sz w:val="26"/>
           <w:szCs w:val="26"/>
         </w:rPr>
-        <w:lastRenderedPageBreak/>
         <w:t>1</w:t>
       </w:r>
       <w:r>
